--- a/1. zadatak.docx
+++ b/1. zadatak.docx
@@ -1,6 +1,6 @@
 
 <file path=word/document.xml><?xml version="1.0" encoding="utf-8"?>
-<w:document xmlns:wpc="http://schemas.microsoft.com/office/word/2010/wordprocessingCanvas" xmlns:cx="http://schemas.microsoft.com/office/drawing/2014/chartex" xmlns:cx1="http://schemas.microsoft.com/office/drawing/2015/9/8/chartex" xmlns:cx2="http://schemas.microsoft.com/office/drawing/2015/10/21/chartex" xmlns:cx3="http://schemas.microsoft.com/office/drawing/2016/5/9/chartex" xmlns:cx4="http://schemas.microsoft.com/office/drawing/2016/5/10/chartex" xmlns:cx5="http://schemas.microsoft.com/office/drawing/2016/5/11/chartex" xmlns:cx6="http://schemas.microsoft.com/office/drawing/2016/5/12/chartex" xmlns:cx7="http://schemas.microsoft.com/office/drawing/2016/5/13/chartex" xmlns:cx8="http://schemas.microsoft.com/office/drawing/2016/5/14/chartex" xmlns:mc="http://schemas.openxmlformats.org/markup-compatibility/2006" xmlns:aink="http://schemas.microsoft.com/office/drawing/2016/ink" xmlns:am3d="http://schemas.microsoft.com/office/drawing/2017/model3d" xmlns:o="urn:schemas-microsoft-com:office:office" xmlns:oel="http://schemas.microsoft.com/office/2019/extlst" xmlns:r="http://schemas.openxmlformats.org/officeDocument/2006/relationships" xmlns:m="http://schemas.openxmlformats.org/officeDocument/2006/math" xmlns:v="urn:schemas-microsoft-com:vml" xmlns:wp14="http://schemas.microsoft.com/office/word/2010/wordprocessingDrawing" xmlns:wp="http://schemas.openxmlformats.org/drawingml/2006/wordprocessingDrawing" xmlns:w10="urn:schemas-microsoft-com:office:word" xmlns:w="http://schemas.openxmlformats.org/wordprocessingml/2006/main" xmlns:w14="http://schemas.microsoft.com/office/word/2010/wordml" xmlns:w15="http://schemas.microsoft.com/office/word/2012/wordml" xmlns:w16cex="http://schemas.microsoft.com/office/word/2018/wordml/cex" xmlns:w16cid="http://schemas.microsoft.com/office/word/2016/wordml/cid" xmlns:w16="http://schemas.microsoft.com/office/word/2018/wordml" xmlns:w16du="http://schemas.microsoft.com/office/word/2023/wordml/word16du" xmlns:w16sdtdh="http://schemas.microsoft.com/office/word/2020/wordml/sdtdatahash" xmlns:w16se="http://schemas.microsoft.com/office/word/2015/wordml/symex" xmlns:wpg="http://schemas.microsoft.com/office/word/2010/wordprocessingGroup" xmlns:wpi="http://schemas.microsoft.com/office/word/2010/wordprocessingInk" xmlns:wne="http://schemas.microsoft.com/office/word/2006/wordml" xmlns:wps="http://schemas.microsoft.com/office/word/2010/wordprocessingShape" mc:Ignorable="w14 w15 w16se w16cid w16 w16cex w16sdtdh w16du wp14">
+<w:document xmlns:wpc="http://schemas.microsoft.com/office/word/2010/wordprocessingCanvas" xmlns:cx="http://schemas.microsoft.com/office/drawing/2014/chartex" xmlns:cx1="http://schemas.microsoft.com/office/drawing/2015/9/8/chartex" xmlns:cx2="http://schemas.microsoft.com/office/drawing/2015/10/21/chartex" xmlns:cx3="http://schemas.microsoft.com/office/drawing/2016/5/9/chartex" xmlns:cx4="http://schemas.microsoft.com/office/drawing/2016/5/10/chartex" xmlns:cx5="http://schemas.microsoft.com/office/drawing/2016/5/11/chartex" xmlns:cx6="http://schemas.microsoft.com/office/drawing/2016/5/12/chartex" xmlns:cx7="http://schemas.microsoft.com/office/drawing/2016/5/13/chartex" xmlns:cx8="http://schemas.microsoft.com/office/drawing/2016/5/14/chartex" xmlns:mc="http://schemas.openxmlformats.org/markup-compatibility/2006" xmlns:aink="http://schemas.microsoft.com/office/drawing/2016/ink" xmlns:am3d="http://schemas.microsoft.com/office/drawing/2017/model3d" xmlns:o="urn:schemas-microsoft-com:office:office" xmlns:oel="http://schemas.microsoft.com/office/2019/extlst" xmlns:r="http://schemas.openxmlformats.org/officeDocument/2006/relationships" xmlns:m="http://schemas.openxmlformats.org/officeDocument/2006/math" xmlns:v="urn:schemas-microsoft-com:vml" xmlns:wp14="http://schemas.microsoft.com/office/word/2010/wordprocessingDrawing" xmlns:wp="http://schemas.openxmlformats.org/drawingml/2006/wordprocessingDrawing" xmlns:w10="urn:schemas-microsoft-com:office:word" xmlns:w="http://schemas.openxmlformats.org/wordprocessingml/2006/main" xmlns:w14="http://schemas.microsoft.com/office/word/2010/wordml" xmlns:w15="http://schemas.microsoft.com/office/word/2012/wordml" xmlns:w16cex="http://schemas.microsoft.com/office/word/2018/wordml/cex" xmlns:w16cid="http://schemas.microsoft.com/office/word/2016/wordml/cid" xmlns:w16="http://schemas.microsoft.com/office/word/2018/wordml" xmlns:w16du="http://schemas.microsoft.com/office/word/2023/wordml/word16du" xmlns:w16sdtdh="http://schemas.microsoft.com/office/word/2020/wordml/sdtdatahash" xmlns:w16sdtfl="http://schemas.microsoft.com/office/word/2024/wordml/sdtformatlock" xmlns:w16se="http://schemas.microsoft.com/office/word/2015/wordml/symex" xmlns:wpg="http://schemas.microsoft.com/office/word/2010/wordprocessingGroup" xmlns:wpi="http://schemas.microsoft.com/office/word/2010/wordprocessingInk" xmlns:wne="http://schemas.microsoft.com/office/word/2006/wordml" xmlns:wps="http://schemas.microsoft.com/office/word/2010/wordprocessingShape" mc:Ignorable="w14 w15 w16se w16cid w16 w16cex w16sdtdh w16sdtfl w16du wp14">
   <w:body>
     <w:p>
       <w:pPr>
@@ -1863,23 +1863,7 @@
           <w:rFonts w:ascii="Times New Roman" w:hAnsi="Times New Roman" w:cs="Times New Roman"/>
           <w:lang w:val="en-GB"/>
         </w:rPr>
-        <w:t xml:space="preserve"> </w:t>
-      </w:r>
-      <w:proofErr w:type="spellStart"/>
-      <w:r>
-        <w:rPr>
-          <w:rFonts w:ascii="Times New Roman" w:hAnsi="Times New Roman" w:cs="Times New Roman"/>
-          <w:lang w:val="en-GB"/>
-        </w:rPr>
-        <w:t>od</w:t>
-      </w:r>
-      <w:proofErr w:type="spellEnd"/>
-      <w:r>
-        <w:rPr>
-          <w:rFonts w:ascii="Times New Roman" w:hAnsi="Times New Roman" w:cs="Times New Roman"/>
-          <w:lang w:val="en-GB"/>
-        </w:rPr>
-        <w:t xml:space="preserve"> </w:t>
+        <w:t xml:space="preserve"> od </w:t>
       </w:r>
       <w:proofErr w:type="spellStart"/>
       <w:r>
@@ -2485,6 +2469,7 @@
       <w:r>
         <w:rPr>
           <w:rFonts w:ascii="Times New Roman" w:hAnsi="Times New Roman" w:cs="Times New Roman"/>
+          <w:noProof/>
           <w:lang w:val="en-GB"/>
         </w:rPr>
         <w:drawing>
@@ -4235,21 +4220,7 @@
                 <w:rFonts w:ascii="Times New Roman" w:hAnsi="Times New Roman" w:cs="Times New Roman"/>
                 <w:sz w:val="20"/>
               </w:rPr>
-              <w:t>Objava: 01.03.2018, Početak čitanja: 05.05.201</w:t>
-            </w:r>
-            <w:r>
-              <w:rPr>
-                <w:rFonts w:ascii="Times New Roman" w:hAnsi="Times New Roman" w:cs="Times New Roman"/>
-                <w:sz w:val="20"/>
-              </w:rPr>
-              <w:t>9</w:t>
-            </w:r>
-            <w:r>
-              <w:rPr>
-                <w:rFonts w:ascii="Times New Roman" w:hAnsi="Times New Roman" w:cs="Times New Roman"/>
-                <w:sz w:val="20"/>
-              </w:rPr>
-              <w:t>.</w:t>
+              <w:t>Objava: 01.03.2018, Početak čitanja: 05.05.2019.</w:t>
             </w:r>
           </w:p>
         </w:tc>
@@ -4451,21 +4422,7 @@
                 <w:rFonts w:ascii="Times New Roman" w:hAnsi="Times New Roman" w:cs="Times New Roman"/>
                 <w:sz w:val="20"/>
               </w:rPr>
-              <w:t xml:space="preserve">Objava: 01.03.2018, </w:t>
-            </w:r>
-            <w:r>
-              <w:rPr>
-                <w:rFonts w:ascii="Times New Roman" w:hAnsi="Times New Roman" w:cs="Times New Roman"/>
-                <w:sz w:val="20"/>
-              </w:rPr>
-              <w:t>Završetak</w:t>
-            </w:r>
-            <w:r>
-              <w:rPr>
-                <w:rFonts w:ascii="Times New Roman" w:hAnsi="Times New Roman" w:cs="Times New Roman"/>
-                <w:sz w:val="20"/>
-              </w:rPr>
-              <w:t xml:space="preserve"> čitanja: 05.05.2016.</w:t>
+              <w:t>Objava: 01.03.2018, Završetak čitanja: 05.05.2016.</w:t>
             </w:r>
           </w:p>
         </w:tc>
@@ -4499,14 +4456,7 @@
                 <w:rFonts w:ascii="Times New Roman" w:hAnsi="Times New Roman" w:cs="Times New Roman"/>
                 <w:sz w:val="20"/>
               </w:rPr>
-              <w:t xml:space="preserve">Datum </w:t>
-            </w:r>
-            <w:r>
-              <w:rPr>
-                <w:rFonts w:ascii="Times New Roman" w:hAnsi="Times New Roman" w:cs="Times New Roman"/>
-                <w:sz w:val="20"/>
-              </w:rPr>
-              <w:t>završetka</w:t>
+              <w:t>Datum završetka</w:t>
             </w:r>
           </w:p>
         </w:tc>
@@ -4575,21 +4525,7 @@
                 <w:rFonts w:ascii="Times New Roman" w:hAnsi="Times New Roman" w:cs="Times New Roman"/>
                 <w:sz w:val="20"/>
               </w:rPr>
-              <w:t xml:space="preserve">Objava: 01.03.2018, </w:t>
-            </w:r>
-            <w:r>
-              <w:rPr>
-                <w:rFonts w:ascii="Times New Roman" w:hAnsi="Times New Roman" w:cs="Times New Roman"/>
-                <w:sz w:val="20"/>
-              </w:rPr>
-              <w:t>Završetak</w:t>
-            </w:r>
-            <w:r>
-              <w:rPr>
-                <w:rFonts w:ascii="Times New Roman" w:hAnsi="Times New Roman" w:cs="Times New Roman"/>
-                <w:sz w:val="20"/>
-              </w:rPr>
-              <w:t xml:space="preserve"> čitanja: 05.05.2019.</w:t>
+              <w:t>Objava: 01.03.2018, Završetak čitanja: 05.05.2019.</w:t>
             </w:r>
           </w:p>
         </w:tc>
@@ -5421,7 +5357,19 @@
               <w:rPr>
                 <w:rFonts w:ascii="Times New Roman" w:hAnsi="Times New Roman" w:cs="Times New Roman"/>
               </w:rPr>
-              <w:t>Počtak – 1 dan (n), početak(v), današnji datum(v), današnji datum +1 dan (n)</w:t>
+              <w:t>Poč</w:t>
+            </w:r>
+            <w:r>
+              <w:rPr>
+                <w:rFonts w:ascii="Times New Roman" w:hAnsi="Times New Roman" w:cs="Times New Roman"/>
+              </w:rPr>
+              <w:t>e</w:t>
+            </w:r>
+            <w:r>
+              <w:rPr>
+                <w:rFonts w:ascii="Times New Roman" w:hAnsi="Times New Roman" w:cs="Times New Roman"/>
+              </w:rPr>
+              <w:t>tak – 1 dan (n), početak(v), današnji datum(v), današnji datum +1 dan (n)</w:t>
             </w:r>
           </w:p>
         </w:tc>
@@ -8142,7 +8090,21 @@
           <w:rFonts w:ascii="Times New Roman" w:hAnsi="Times New Roman" w:cs="Times New Roman"/>
           <w:lang w:val="en-GB"/>
         </w:rPr>
-        <w:t>će</w:t>
+        <w:t>ć</w:t>
+      </w:r>
+      <w:r>
+        <w:rPr>
+          <w:rFonts w:ascii="Times New Roman" w:hAnsi="Times New Roman" w:cs="Times New Roman"/>
+          <w:lang w:val="en-GB"/>
+        </w:rPr>
+        <w:t>ž</w:t>
+      </w:r>
+      <w:r>
+        <w:rPr>
+          <w:rFonts w:ascii="Times New Roman" w:hAnsi="Times New Roman" w:cs="Times New Roman"/>
+          <w:lang w:val="en-GB"/>
+        </w:rPr>
+        <w:t>e</w:t>
       </w:r>
       <w:proofErr w:type="spellEnd"/>
       <w:r>
@@ -8270,45 +8232,54 @@
           <w:rFonts w:ascii="Times New Roman" w:hAnsi="Times New Roman" w:cs="Times New Roman"/>
           <w:lang w:val="en-GB"/>
         </w:rPr>
-        <w:t xml:space="preserve"> review je </w:t>
-      </w:r>
-      <w:proofErr w:type="spellStart"/>
-      <w:r>
-        <w:rPr>
-          <w:rFonts w:ascii="Times New Roman" w:hAnsi="Times New Roman" w:cs="Times New Roman"/>
-          <w:lang w:val="en-GB"/>
-        </w:rPr>
-        <w:t>duži</w:t>
-      </w:r>
-      <w:proofErr w:type="spellEnd"/>
-      <w:r>
-        <w:rPr>
-          <w:rFonts w:ascii="Times New Roman" w:hAnsi="Times New Roman" w:cs="Times New Roman"/>
-          <w:lang w:val="en-GB"/>
-        </w:rPr>
-        <w:t xml:space="preserve"> od </w:t>
-      </w:r>
-      <w:r>
-        <w:rPr>
-          <w:rFonts w:ascii="Times New Roman" w:hAnsi="Times New Roman" w:cs="Times New Roman"/>
-          <w:lang w:val="en-GB"/>
-        </w:rPr>
-        <w:t>18800</w:t>
-      </w:r>
-      <w:r>
-        <w:rPr>
-          <w:rFonts w:ascii="Times New Roman" w:hAnsi="Times New Roman" w:cs="Times New Roman"/>
-          <w:lang w:val="en-GB"/>
-        </w:rPr>
         <w:t xml:space="preserve"> </w:t>
       </w:r>
-      <w:proofErr w:type="spellStart"/>
-      <w:r>
-        <w:rPr>
-          <w:rFonts w:ascii="Times New Roman" w:hAnsi="Times New Roman" w:cs="Times New Roman"/>
-          <w:lang w:val="en-GB"/>
-        </w:rPr>
-        <w:t>karaktera</w:t>
+      <w:r>
+        <w:rPr>
+          <w:rFonts w:ascii="Times New Roman" w:hAnsi="Times New Roman" w:cs="Times New Roman"/>
+          <w:lang w:val="en-GB"/>
+        </w:rPr>
+        <w:t xml:space="preserve">review je </w:t>
+      </w:r>
+      <w:proofErr w:type="spellStart"/>
+      <w:r>
+        <w:rPr>
+          <w:rFonts w:ascii="Times New Roman" w:hAnsi="Times New Roman" w:cs="Times New Roman"/>
+          <w:lang w:val="en-GB"/>
+        </w:rPr>
+        <w:t>unesen</w:t>
+      </w:r>
+      <w:proofErr w:type="spellEnd"/>
+      <w:r>
+        <w:rPr>
+          <w:rFonts w:ascii="Times New Roman" w:hAnsi="Times New Roman" w:cs="Times New Roman"/>
+          <w:lang w:val="en-GB"/>
+        </w:rPr>
+        <w:t xml:space="preserve"> </w:t>
+      </w:r>
+      <w:proofErr w:type="spellStart"/>
+      <w:r>
+        <w:rPr>
+          <w:rFonts w:ascii="Times New Roman" w:hAnsi="Times New Roman" w:cs="Times New Roman"/>
+          <w:lang w:val="en-GB"/>
+        </w:rPr>
+        <w:t>kako</w:t>
+      </w:r>
+      <w:proofErr w:type="spellEnd"/>
+      <w:r>
+        <w:rPr>
+          <w:rFonts w:ascii="Times New Roman" w:hAnsi="Times New Roman" w:cs="Times New Roman"/>
+          <w:lang w:val="en-GB"/>
+        </w:rPr>
+        <w:t xml:space="preserve"> </w:t>
+      </w:r>
+      <w:proofErr w:type="spellStart"/>
+      <w:r>
+        <w:rPr>
+          <w:rFonts w:ascii="Times New Roman" w:hAnsi="Times New Roman" w:cs="Times New Roman"/>
+          <w:lang w:val="en-GB"/>
+        </w:rPr>
+        <w:t>treba</w:t>
       </w:r>
       <w:proofErr w:type="spellEnd"/>
       <w:r>
@@ -8324,7 +8295,23 @@
           <w:rFonts w:ascii="Times New Roman" w:hAnsi="Times New Roman" w:cs="Times New Roman"/>
           <w:lang w:val="en-GB"/>
         </w:rPr>
-        <w:t>dok</w:t>
+        <w:t>ali</w:t>
+      </w:r>
+      <w:proofErr w:type="spellEnd"/>
+      <w:r>
+        <w:rPr>
+          <w:rFonts w:ascii="Times New Roman" w:hAnsi="Times New Roman" w:cs="Times New Roman"/>
+          <w:lang w:val="en-GB"/>
+        </w:rPr>
+        <w:t xml:space="preserve"> datum </w:t>
+      </w:r>
+      <w:proofErr w:type="spellStart"/>
+      <w:r>
+        <w:rPr>
+          <w:rFonts w:ascii="Times New Roman" w:hAnsi="Times New Roman" w:cs="Times New Roman"/>
+          <w:lang w:val="en-GB"/>
+        </w:rPr>
+        <w:t>početka</w:t>
       </w:r>
       <w:proofErr w:type="spellEnd"/>
       <w:r>
@@ -8340,7 +8327,7 @@
           <w:rFonts w:ascii="Times New Roman" w:hAnsi="Times New Roman" w:cs="Times New Roman"/>
           <w:lang w:val="en-GB"/>
         </w:rPr>
-        <w:t>su</w:t>
+        <w:t>ili</w:t>
       </w:r>
       <w:proofErr w:type="spellEnd"/>
       <w:r>
@@ -8356,7 +8343,7 @@
           <w:rFonts w:ascii="Times New Roman" w:hAnsi="Times New Roman" w:cs="Times New Roman"/>
           <w:lang w:val="en-GB"/>
         </w:rPr>
-        <w:t>datumi</w:t>
+        <w:t>završetka</w:t>
       </w:r>
       <w:proofErr w:type="spellEnd"/>
       <w:r>
@@ -8372,7 +8359,39 @@
           <w:rFonts w:ascii="Times New Roman" w:hAnsi="Times New Roman" w:cs="Times New Roman"/>
           <w:lang w:val="en-GB"/>
         </w:rPr>
-        <w:t>ispravni</w:t>
+        <w:t>nije</w:t>
+      </w:r>
+      <w:proofErr w:type="spellEnd"/>
+      <w:r>
+        <w:rPr>
+          <w:rFonts w:ascii="Times New Roman" w:hAnsi="Times New Roman" w:cs="Times New Roman"/>
+          <w:lang w:val="en-GB"/>
+        </w:rPr>
+        <w:t xml:space="preserve"> </w:t>
+      </w:r>
+      <w:proofErr w:type="spellStart"/>
+      <w:r>
+        <w:rPr>
+          <w:rFonts w:ascii="Times New Roman" w:hAnsi="Times New Roman" w:cs="Times New Roman"/>
+          <w:lang w:val="en-GB"/>
+        </w:rPr>
+        <w:t>važeći</w:t>
+      </w:r>
+      <w:proofErr w:type="spellEnd"/>
+      <w:r>
+        <w:rPr>
+          <w:rFonts w:ascii="Times New Roman" w:hAnsi="Times New Roman" w:cs="Times New Roman"/>
+          <w:lang w:val="en-GB"/>
+        </w:rPr>
+        <w:t xml:space="preserve"> (</w:t>
+      </w:r>
+      <w:proofErr w:type="spellStart"/>
+      <w:r>
+        <w:rPr>
+          <w:rFonts w:ascii="Times New Roman" w:hAnsi="Times New Roman" w:cs="Times New Roman"/>
+          <w:lang w:val="en-GB"/>
+        </w:rPr>
+        <w:t>npr</w:t>
       </w:r>
       <w:proofErr w:type="spellEnd"/>
       <w:r>
@@ -8388,7 +8407,7 @@
           <w:rFonts w:ascii="Times New Roman" w:hAnsi="Times New Roman" w:cs="Times New Roman"/>
           <w:lang w:val="en-GB"/>
         </w:rPr>
-        <w:t>Dodavanje</w:t>
+        <w:t>početak</w:t>
       </w:r>
       <w:proofErr w:type="spellEnd"/>
       <w:r>
@@ -8404,6 +8423,166 @@
           <w:rFonts w:ascii="Times New Roman" w:hAnsi="Times New Roman" w:cs="Times New Roman"/>
           <w:lang w:val="en-GB"/>
         </w:rPr>
+        <w:t>prije</w:t>
+      </w:r>
+      <w:proofErr w:type="spellEnd"/>
+      <w:r>
+        <w:rPr>
+          <w:rFonts w:ascii="Times New Roman" w:hAnsi="Times New Roman" w:cs="Times New Roman"/>
+          <w:lang w:val="en-GB"/>
+        </w:rPr>
+        <w:t xml:space="preserve"> </w:t>
+      </w:r>
+      <w:proofErr w:type="spellStart"/>
+      <w:r>
+        <w:rPr>
+          <w:rFonts w:ascii="Times New Roman" w:hAnsi="Times New Roman" w:cs="Times New Roman"/>
+          <w:lang w:val="en-GB"/>
+        </w:rPr>
+        <w:t>datuma</w:t>
+      </w:r>
+      <w:proofErr w:type="spellEnd"/>
+      <w:r>
+        <w:rPr>
+          <w:rFonts w:ascii="Times New Roman" w:hAnsi="Times New Roman" w:cs="Times New Roman"/>
+          <w:lang w:val="en-GB"/>
+        </w:rPr>
+        <w:t xml:space="preserve"> </w:t>
+      </w:r>
+      <w:proofErr w:type="spellStart"/>
+      <w:r>
+        <w:rPr>
+          <w:rFonts w:ascii="Times New Roman" w:hAnsi="Times New Roman" w:cs="Times New Roman"/>
+          <w:lang w:val="en-GB"/>
+        </w:rPr>
+        <w:t>objave</w:t>
+      </w:r>
+      <w:proofErr w:type="spellEnd"/>
+      <w:r>
+        <w:rPr>
+          <w:rFonts w:ascii="Times New Roman" w:hAnsi="Times New Roman" w:cs="Times New Roman"/>
+          <w:lang w:val="en-GB"/>
+        </w:rPr>
+        <w:t xml:space="preserve"> </w:t>
+      </w:r>
+      <w:proofErr w:type="spellStart"/>
+      <w:r>
+        <w:rPr>
+          <w:rFonts w:ascii="Times New Roman" w:hAnsi="Times New Roman" w:cs="Times New Roman"/>
+          <w:lang w:val="en-GB"/>
+        </w:rPr>
+        <w:t>knjige</w:t>
+      </w:r>
+      <w:proofErr w:type="spellEnd"/>
+      <w:r>
+        <w:rPr>
+          <w:rFonts w:ascii="Times New Roman" w:hAnsi="Times New Roman" w:cs="Times New Roman"/>
+          <w:lang w:val="en-GB"/>
+        </w:rPr>
+        <w:t xml:space="preserve"> </w:t>
+      </w:r>
+      <w:proofErr w:type="spellStart"/>
+      <w:r>
+        <w:rPr>
+          <w:rFonts w:ascii="Times New Roman" w:hAnsi="Times New Roman" w:cs="Times New Roman"/>
+          <w:lang w:val="en-GB"/>
+        </w:rPr>
+        <w:t>ili</w:t>
+      </w:r>
+      <w:proofErr w:type="spellEnd"/>
+      <w:r>
+        <w:rPr>
+          <w:rFonts w:ascii="Times New Roman" w:hAnsi="Times New Roman" w:cs="Times New Roman"/>
+          <w:lang w:val="en-GB"/>
+        </w:rPr>
+        <w:t xml:space="preserve"> </w:t>
+      </w:r>
+      <w:proofErr w:type="spellStart"/>
+      <w:r>
+        <w:rPr>
+          <w:rFonts w:ascii="Times New Roman" w:hAnsi="Times New Roman" w:cs="Times New Roman"/>
+          <w:lang w:val="en-GB"/>
+        </w:rPr>
+        <w:t>završetak</w:t>
+      </w:r>
+      <w:proofErr w:type="spellEnd"/>
+      <w:r>
+        <w:rPr>
+          <w:rFonts w:ascii="Times New Roman" w:hAnsi="Times New Roman" w:cs="Times New Roman"/>
+          <w:lang w:val="en-GB"/>
+        </w:rPr>
+        <w:t xml:space="preserve"> </w:t>
+      </w:r>
+      <w:proofErr w:type="spellStart"/>
+      <w:r>
+        <w:rPr>
+          <w:rFonts w:ascii="Times New Roman" w:hAnsi="Times New Roman" w:cs="Times New Roman"/>
+          <w:lang w:val="en-GB"/>
+        </w:rPr>
+        <w:t>prije</w:t>
+      </w:r>
+      <w:proofErr w:type="spellEnd"/>
+      <w:r>
+        <w:rPr>
+          <w:rFonts w:ascii="Times New Roman" w:hAnsi="Times New Roman" w:cs="Times New Roman"/>
+          <w:lang w:val="en-GB"/>
+        </w:rPr>
+        <w:t xml:space="preserve"> </w:t>
+      </w:r>
+      <w:proofErr w:type="spellStart"/>
+      <w:r>
+        <w:rPr>
+          <w:rFonts w:ascii="Times New Roman" w:hAnsi="Times New Roman" w:cs="Times New Roman"/>
+          <w:lang w:val="en-GB"/>
+        </w:rPr>
+        <w:t>početka</w:t>
+      </w:r>
+      <w:proofErr w:type="spellEnd"/>
+      <w:r>
+        <w:rPr>
+          <w:rFonts w:ascii="Times New Roman" w:hAnsi="Times New Roman" w:cs="Times New Roman"/>
+          <w:lang w:val="en-GB"/>
+        </w:rPr>
+        <w:t xml:space="preserve"> </w:t>
+      </w:r>
+      <w:proofErr w:type="spellStart"/>
+      <w:r>
+        <w:rPr>
+          <w:rFonts w:ascii="Times New Roman" w:hAnsi="Times New Roman" w:cs="Times New Roman"/>
+          <w:lang w:val="en-GB"/>
+        </w:rPr>
+        <w:t>čitanja</w:t>
+      </w:r>
+      <w:proofErr w:type="spellEnd"/>
+      <w:r>
+        <w:rPr>
+          <w:rFonts w:ascii="Times New Roman" w:hAnsi="Times New Roman" w:cs="Times New Roman"/>
+          <w:lang w:val="en-GB"/>
+        </w:rPr>
+        <w:t xml:space="preserve">). </w:t>
+      </w:r>
+      <w:proofErr w:type="spellStart"/>
+      <w:r>
+        <w:rPr>
+          <w:rFonts w:ascii="Times New Roman" w:hAnsi="Times New Roman" w:cs="Times New Roman"/>
+          <w:lang w:val="en-GB"/>
+        </w:rPr>
+        <w:t>Sistem</w:t>
+      </w:r>
+      <w:proofErr w:type="spellEnd"/>
+      <w:r>
+        <w:rPr>
+          <w:rFonts w:ascii="Times New Roman" w:hAnsi="Times New Roman" w:cs="Times New Roman"/>
+          <w:lang w:val="en-GB"/>
+        </w:rPr>
+        <w:t xml:space="preserve"> </w:t>
+      </w:r>
+      <w:proofErr w:type="spellStart"/>
+      <w:r>
+        <w:rPr>
+          <w:rFonts w:ascii="Times New Roman" w:hAnsi="Times New Roman" w:cs="Times New Roman"/>
+          <w:lang w:val="en-GB"/>
+        </w:rPr>
         <w:t>neće</w:t>
       </w:r>
       <w:proofErr w:type="spellEnd"/>
@@ -8420,7 +8599,7 @@
           <w:rFonts w:ascii="Times New Roman" w:hAnsi="Times New Roman" w:cs="Times New Roman"/>
           <w:lang w:val="en-GB"/>
         </w:rPr>
-        <w:t>biti</w:t>
+        <w:t>dopustiti</w:t>
       </w:r>
       <w:proofErr w:type="spellEnd"/>
       <w:r>
@@ -8436,15 +8615,31 @@
           <w:rFonts w:ascii="Times New Roman" w:hAnsi="Times New Roman" w:cs="Times New Roman"/>
           <w:lang w:val="en-GB"/>
         </w:rPr>
-        <w:t>uspješno</w:t>
-      </w:r>
-      <w:proofErr w:type="spellEnd"/>
-      <w:r>
-        <w:rPr>
-          <w:rFonts w:ascii="Times New Roman" w:hAnsi="Times New Roman" w:cs="Times New Roman"/>
-          <w:lang w:val="en-GB"/>
-        </w:rPr>
-        <w:t xml:space="preserve">, a </w:t>
+        <w:t>unos</w:t>
+      </w:r>
+      <w:proofErr w:type="spellEnd"/>
+      <w:r>
+        <w:rPr>
+          <w:rFonts w:ascii="Times New Roman" w:hAnsi="Times New Roman" w:cs="Times New Roman"/>
+          <w:lang w:val="en-GB"/>
+        </w:rPr>
+        <w:t xml:space="preserve"> </w:t>
+      </w:r>
+      <w:proofErr w:type="spellStart"/>
+      <w:r>
+        <w:rPr>
+          <w:rFonts w:ascii="Times New Roman" w:hAnsi="Times New Roman" w:cs="Times New Roman"/>
+          <w:lang w:val="en-GB"/>
+        </w:rPr>
+        <w:t>i</w:t>
+      </w:r>
+      <w:proofErr w:type="spellEnd"/>
+      <w:r>
+        <w:rPr>
+          <w:rFonts w:ascii="Times New Roman" w:hAnsi="Times New Roman" w:cs="Times New Roman"/>
+          <w:lang w:val="en-GB"/>
+        </w:rPr>
+        <w:t xml:space="preserve"> </w:t>
       </w:r>
       <w:proofErr w:type="spellStart"/>
       <w:r>
@@ -8532,7 +8727,23 @@
           <w:rFonts w:ascii="Times New Roman" w:hAnsi="Times New Roman" w:cs="Times New Roman"/>
           <w:lang w:val="en-GB"/>
         </w:rPr>
-        <w:t>koja</w:t>
+        <w:t>vezanu</w:t>
+      </w:r>
+      <w:proofErr w:type="spellEnd"/>
+      <w:r>
+        <w:rPr>
+          <w:rFonts w:ascii="Times New Roman" w:hAnsi="Times New Roman" w:cs="Times New Roman"/>
+          <w:lang w:val="en-GB"/>
+        </w:rPr>
+        <w:t xml:space="preserve"> za </w:t>
+      </w:r>
+      <w:proofErr w:type="spellStart"/>
+      <w:r>
+        <w:rPr>
+          <w:rFonts w:ascii="Times New Roman" w:hAnsi="Times New Roman" w:cs="Times New Roman"/>
+          <w:lang w:val="en-GB"/>
+        </w:rPr>
+        <w:t>neispravne</w:t>
       </w:r>
       <w:proofErr w:type="spellEnd"/>
       <w:r>
@@ -8548,39 +8759,7 @@
           <w:rFonts w:ascii="Times New Roman" w:hAnsi="Times New Roman" w:cs="Times New Roman"/>
           <w:lang w:val="en-GB"/>
         </w:rPr>
-        <w:t>ukazuje</w:t>
-      </w:r>
-      <w:proofErr w:type="spellEnd"/>
-      <w:r>
-        <w:rPr>
-          <w:rFonts w:ascii="Times New Roman" w:hAnsi="Times New Roman" w:cs="Times New Roman"/>
-          <w:lang w:val="en-GB"/>
-        </w:rPr>
-        <w:t xml:space="preserve"> da review </w:t>
-      </w:r>
-      <w:proofErr w:type="spellStart"/>
-      <w:r>
-        <w:rPr>
-          <w:rFonts w:ascii="Times New Roman" w:hAnsi="Times New Roman" w:cs="Times New Roman"/>
-          <w:lang w:val="en-GB"/>
-        </w:rPr>
-        <w:t>nije</w:t>
-      </w:r>
-      <w:proofErr w:type="spellEnd"/>
-      <w:r>
-        <w:rPr>
-          <w:rFonts w:ascii="Times New Roman" w:hAnsi="Times New Roman" w:cs="Times New Roman"/>
-          <w:lang w:val="en-GB"/>
-        </w:rPr>
-        <w:t xml:space="preserve"> </w:t>
-      </w:r>
-      <w:proofErr w:type="spellStart"/>
-      <w:r>
-        <w:rPr>
-          <w:rFonts w:ascii="Times New Roman" w:hAnsi="Times New Roman" w:cs="Times New Roman"/>
-          <w:lang w:val="en-GB"/>
-        </w:rPr>
-        <w:t>valjan</w:t>
+        <w:t>datume</w:t>
       </w:r>
       <w:proofErr w:type="spellEnd"/>
       <w:r>
@@ -8661,33 +8840,38 @@
           <w:rFonts w:ascii="Times New Roman" w:hAnsi="Times New Roman" w:cs="Times New Roman"/>
           <w:lang w:val="en-GB"/>
         </w:rPr>
-        <w:t xml:space="preserve"> review je </w:t>
-      </w:r>
-      <w:proofErr w:type="spellStart"/>
-      <w:r>
-        <w:rPr>
-          <w:rFonts w:ascii="Times New Roman" w:hAnsi="Times New Roman" w:cs="Times New Roman"/>
-          <w:lang w:val="en-GB"/>
-        </w:rPr>
-        <w:t>unesen</w:t>
-      </w:r>
-      <w:proofErr w:type="spellEnd"/>
-      <w:r>
-        <w:rPr>
-          <w:rFonts w:ascii="Times New Roman" w:hAnsi="Times New Roman" w:cs="Times New Roman"/>
-          <w:lang w:val="en-GB"/>
-        </w:rPr>
         <w:t xml:space="preserve"> </w:t>
       </w:r>
-      <w:proofErr w:type="spellStart"/>
-      <w:r>
-        <w:rPr>
-          <w:rFonts w:ascii="Times New Roman" w:hAnsi="Times New Roman" w:cs="Times New Roman"/>
-          <w:lang w:val="en-GB"/>
-        </w:rPr>
-        <w:t>kako</w:t>
-      </w:r>
-      <w:proofErr w:type="spellEnd"/>
+      <w:r>
+        <w:rPr>
+          <w:rFonts w:ascii="Times New Roman" w:hAnsi="Times New Roman" w:cs="Times New Roman"/>
+          <w:lang w:val="en-GB"/>
+        </w:rPr>
+        <w:t xml:space="preserve">review je </w:t>
+      </w:r>
+      <w:proofErr w:type="spellStart"/>
+      <w:r>
+        <w:rPr>
+          <w:rFonts w:ascii="Times New Roman" w:hAnsi="Times New Roman" w:cs="Times New Roman"/>
+          <w:lang w:val="en-GB"/>
+        </w:rPr>
+        <w:t>duži</w:t>
+      </w:r>
+      <w:proofErr w:type="spellEnd"/>
+      <w:r>
+        <w:rPr>
+          <w:rFonts w:ascii="Times New Roman" w:hAnsi="Times New Roman" w:cs="Times New Roman"/>
+          <w:lang w:val="en-GB"/>
+        </w:rPr>
+        <w:t xml:space="preserve"> od </w:t>
+      </w:r>
+      <w:r>
+        <w:rPr>
+          <w:rFonts w:ascii="Times New Roman" w:hAnsi="Times New Roman" w:cs="Times New Roman"/>
+          <w:lang w:val="en-GB"/>
+        </w:rPr>
+        <w:t>18800</w:t>
+      </w:r>
       <w:r>
         <w:rPr>
           <w:rFonts w:ascii="Times New Roman" w:hAnsi="Times New Roman" w:cs="Times New Roman"/>
@@ -8701,7 +8885,7 @@
           <w:rFonts w:ascii="Times New Roman" w:hAnsi="Times New Roman" w:cs="Times New Roman"/>
           <w:lang w:val="en-GB"/>
         </w:rPr>
-        <w:t>treba</w:t>
+        <w:t>karaktera</w:t>
       </w:r>
       <w:proofErr w:type="spellEnd"/>
       <w:r>
@@ -8717,23 +8901,7 @@
           <w:rFonts w:ascii="Times New Roman" w:hAnsi="Times New Roman" w:cs="Times New Roman"/>
           <w:lang w:val="en-GB"/>
         </w:rPr>
-        <w:t>ali</w:t>
-      </w:r>
-      <w:proofErr w:type="spellEnd"/>
-      <w:r>
-        <w:rPr>
-          <w:rFonts w:ascii="Times New Roman" w:hAnsi="Times New Roman" w:cs="Times New Roman"/>
-          <w:lang w:val="en-GB"/>
-        </w:rPr>
-        <w:t xml:space="preserve"> datum </w:t>
-      </w:r>
-      <w:proofErr w:type="spellStart"/>
-      <w:r>
-        <w:rPr>
-          <w:rFonts w:ascii="Times New Roman" w:hAnsi="Times New Roman" w:cs="Times New Roman"/>
-          <w:lang w:val="en-GB"/>
-        </w:rPr>
-        <w:t>početka</w:t>
+        <w:t>dok</w:t>
       </w:r>
       <w:proofErr w:type="spellEnd"/>
       <w:r>
@@ -8749,7 +8917,7 @@
           <w:rFonts w:ascii="Times New Roman" w:hAnsi="Times New Roman" w:cs="Times New Roman"/>
           <w:lang w:val="en-GB"/>
         </w:rPr>
-        <w:t>ili</w:t>
+        <w:t>su</w:t>
       </w:r>
       <w:proofErr w:type="spellEnd"/>
       <w:r>
@@ -8765,7 +8933,7 @@
           <w:rFonts w:ascii="Times New Roman" w:hAnsi="Times New Roman" w:cs="Times New Roman"/>
           <w:lang w:val="en-GB"/>
         </w:rPr>
-        <w:t>završetka</w:t>
+        <w:t>datumi</w:t>
       </w:r>
       <w:proofErr w:type="spellEnd"/>
       <w:r>
@@ -8781,6 +8949,198 @@
           <w:rFonts w:ascii="Times New Roman" w:hAnsi="Times New Roman" w:cs="Times New Roman"/>
           <w:lang w:val="en-GB"/>
         </w:rPr>
+        <w:t>ispravni</w:t>
+      </w:r>
+      <w:proofErr w:type="spellEnd"/>
+      <w:r>
+        <w:rPr>
+          <w:rFonts w:ascii="Times New Roman" w:hAnsi="Times New Roman" w:cs="Times New Roman"/>
+          <w:lang w:val="en-GB"/>
+        </w:rPr>
+        <w:t xml:space="preserve">. </w:t>
+      </w:r>
+      <w:proofErr w:type="spellStart"/>
+      <w:r>
+        <w:rPr>
+          <w:rFonts w:ascii="Times New Roman" w:hAnsi="Times New Roman" w:cs="Times New Roman"/>
+          <w:lang w:val="en-GB"/>
+        </w:rPr>
+        <w:t>Dodavanje</w:t>
+      </w:r>
+      <w:proofErr w:type="spellEnd"/>
+      <w:r>
+        <w:rPr>
+          <w:rFonts w:ascii="Times New Roman" w:hAnsi="Times New Roman" w:cs="Times New Roman"/>
+          <w:lang w:val="en-GB"/>
+        </w:rPr>
+        <w:t xml:space="preserve"> </w:t>
+      </w:r>
+      <w:proofErr w:type="spellStart"/>
+      <w:r>
+        <w:rPr>
+          <w:rFonts w:ascii="Times New Roman" w:hAnsi="Times New Roman" w:cs="Times New Roman"/>
+          <w:lang w:val="en-GB"/>
+        </w:rPr>
+        <w:t>neće</w:t>
+      </w:r>
+      <w:proofErr w:type="spellEnd"/>
+      <w:r>
+        <w:rPr>
+          <w:rFonts w:ascii="Times New Roman" w:hAnsi="Times New Roman" w:cs="Times New Roman"/>
+          <w:lang w:val="en-GB"/>
+        </w:rPr>
+        <w:t xml:space="preserve"> </w:t>
+      </w:r>
+      <w:proofErr w:type="spellStart"/>
+      <w:r>
+        <w:rPr>
+          <w:rFonts w:ascii="Times New Roman" w:hAnsi="Times New Roman" w:cs="Times New Roman"/>
+          <w:lang w:val="en-GB"/>
+        </w:rPr>
+        <w:t>biti</w:t>
+      </w:r>
+      <w:proofErr w:type="spellEnd"/>
+      <w:r>
+        <w:rPr>
+          <w:rFonts w:ascii="Times New Roman" w:hAnsi="Times New Roman" w:cs="Times New Roman"/>
+          <w:lang w:val="en-GB"/>
+        </w:rPr>
+        <w:t xml:space="preserve"> </w:t>
+      </w:r>
+      <w:proofErr w:type="spellStart"/>
+      <w:r>
+        <w:rPr>
+          <w:rFonts w:ascii="Times New Roman" w:hAnsi="Times New Roman" w:cs="Times New Roman"/>
+          <w:lang w:val="en-GB"/>
+        </w:rPr>
+        <w:t>uspješno</w:t>
+      </w:r>
+      <w:proofErr w:type="spellEnd"/>
+      <w:r>
+        <w:rPr>
+          <w:rFonts w:ascii="Times New Roman" w:hAnsi="Times New Roman" w:cs="Times New Roman"/>
+          <w:lang w:val="en-GB"/>
+        </w:rPr>
+        <w:t xml:space="preserve">, a </w:t>
+      </w:r>
+      <w:proofErr w:type="spellStart"/>
+      <w:r>
+        <w:rPr>
+          <w:rFonts w:ascii="Times New Roman" w:hAnsi="Times New Roman" w:cs="Times New Roman"/>
+          <w:lang w:val="en-GB"/>
+        </w:rPr>
+        <w:t>korisnik</w:t>
+      </w:r>
+      <w:proofErr w:type="spellEnd"/>
+      <w:r>
+        <w:rPr>
+          <w:rFonts w:ascii="Times New Roman" w:hAnsi="Times New Roman" w:cs="Times New Roman"/>
+          <w:lang w:val="en-GB"/>
+        </w:rPr>
+        <w:t xml:space="preserve"> </w:t>
+      </w:r>
+      <w:proofErr w:type="spellStart"/>
+      <w:r>
+        <w:rPr>
+          <w:rFonts w:ascii="Times New Roman" w:hAnsi="Times New Roman" w:cs="Times New Roman"/>
+          <w:lang w:val="en-GB"/>
+        </w:rPr>
+        <w:t>će</w:t>
+      </w:r>
+      <w:proofErr w:type="spellEnd"/>
+      <w:r>
+        <w:rPr>
+          <w:rFonts w:ascii="Times New Roman" w:hAnsi="Times New Roman" w:cs="Times New Roman"/>
+          <w:lang w:val="en-GB"/>
+        </w:rPr>
+        <w:t xml:space="preserve"> </w:t>
+      </w:r>
+      <w:proofErr w:type="spellStart"/>
+      <w:r>
+        <w:rPr>
+          <w:rFonts w:ascii="Times New Roman" w:hAnsi="Times New Roman" w:cs="Times New Roman"/>
+          <w:lang w:val="en-GB"/>
+        </w:rPr>
+        <w:t>vidjeti</w:t>
+      </w:r>
+      <w:proofErr w:type="spellEnd"/>
+      <w:r>
+        <w:rPr>
+          <w:rFonts w:ascii="Times New Roman" w:hAnsi="Times New Roman" w:cs="Times New Roman"/>
+          <w:lang w:val="en-GB"/>
+        </w:rPr>
+        <w:t xml:space="preserve"> </w:t>
+      </w:r>
+      <w:proofErr w:type="spellStart"/>
+      <w:r>
+        <w:rPr>
+          <w:rFonts w:ascii="Times New Roman" w:hAnsi="Times New Roman" w:cs="Times New Roman"/>
+          <w:lang w:val="en-GB"/>
+        </w:rPr>
+        <w:t>poruku</w:t>
+      </w:r>
+      <w:proofErr w:type="spellEnd"/>
+      <w:r>
+        <w:rPr>
+          <w:rFonts w:ascii="Times New Roman" w:hAnsi="Times New Roman" w:cs="Times New Roman"/>
+          <w:lang w:val="en-GB"/>
+        </w:rPr>
+        <w:t xml:space="preserve"> </w:t>
+      </w:r>
+      <w:proofErr w:type="spellStart"/>
+      <w:r>
+        <w:rPr>
+          <w:rFonts w:ascii="Times New Roman" w:hAnsi="Times New Roman" w:cs="Times New Roman"/>
+          <w:lang w:val="en-GB"/>
+        </w:rPr>
+        <w:t>greške</w:t>
+      </w:r>
+      <w:proofErr w:type="spellEnd"/>
+      <w:r>
+        <w:rPr>
+          <w:rFonts w:ascii="Times New Roman" w:hAnsi="Times New Roman" w:cs="Times New Roman"/>
+          <w:lang w:val="en-GB"/>
+        </w:rPr>
+        <w:t xml:space="preserve"> </w:t>
+      </w:r>
+      <w:proofErr w:type="spellStart"/>
+      <w:r>
+        <w:rPr>
+          <w:rFonts w:ascii="Times New Roman" w:hAnsi="Times New Roman" w:cs="Times New Roman"/>
+          <w:lang w:val="en-GB"/>
+        </w:rPr>
+        <w:t>koja</w:t>
+      </w:r>
+      <w:proofErr w:type="spellEnd"/>
+      <w:r>
+        <w:rPr>
+          <w:rFonts w:ascii="Times New Roman" w:hAnsi="Times New Roman" w:cs="Times New Roman"/>
+          <w:lang w:val="en-GB"/>
+        </w:rPr>
+        <w:t xml:space="preserve"> </w:t>
+      </w:r>
+      <w:proofErr w:type="spellStart"/>
+      <w:r>
+        <w:rPr>
+          <w:rFonts w:ascii="Times New Roman" w:hAnsi="Times New Roman" w:cs="Times New Roman"/>
+          <w:lang w:val="en-GB"/>
+        </w:rPr>
+        <w:t>ukazuje</w:t>
+      </w:r>
+      <w:proofErr w:type="spellEnd"/>
+      <w:r>
+        <w:rPr>
+          <w:rFonts w:ascii="Times New Roman" w:hAnsi="Times New Roman" w:cs="Times New Roman"/>
+          <w:lang w:val="en-GB"/>
+        </w:rPr>
+        <w:t xml:space="preserve"> da review </w:t>
+      </w:r>
+      <w:proofErr w:type="spellStart"/>
+      <w:r>
+        <w:rPr>
+          <w:rFonts w:ascii="Times New Roman" w:hAnsi="Times New Roman" w:cs="Times New Roman"/>
+          <w:lang w:val="en-GB"/>
+        </w:rPr>
         <w:t>nije</w:t>
       </w:r>
       <w:proofErr w:type="spellEnd"/>
@@ -8797,391 +9157,7 @@
           <w:rFonts w:ascii="Times New Roman" w:hAnsi="Times New Roman" w:cs="Times New Roman"/>
           <w:lang w:val="en-GB"/>
         </w:rPr>
-        <w:t>važeći</w:t>
-      </w:r>
-      <w:proofErr w:type="spellEnd"/>
-      <w:r>
-        <w:rPr>
-          <w:rFonts w:ascii="Times New Roman" w:hAnsi="Times New Roman" w:cs="Times New Roman"/>
-          <w:lang w:val="en-GB"/>
-        </w:rPr>
-        <w:t xml:space="preserve"> (</w:t>
-      </w:r>
-      <w:proofErr w:type="spellStart"/>
-      <w:r>
-        <w:rPr>
-          <w:rFonts w:ascii="Times New Roman" w:hAnsi="Times New Roman" w:cs="Times New Roman"/>
-          <w:lang w:val="en-GB"/>
-        </w:rPr>
-        <w:t>npr</w:t>
-      </w:r>
-      <w:proofErr w:type="spellEnd"/>
-      <w:r>
-        <w:rPr>
-          <w:rFonts w:ascii="Times New Roman" w:hAnsi="Times New Roman" w:cs="Times New Roman"/>
-          <w:lang w:val="en-GB"/>
-        </w:rPr>
-        <w:t xml:space="preserve">. </w:t>
-      </w:r>
-      <w:proofErr w:type="spellStart"/>
-      <w:r>
-        <w:rPr>
-          <w:rFonts w:ascii="Times New Roman" w:hAnsi="Times New Roman" w:cs="Times New Roman"/>
-          <w:lang w:val="en-GB"/>
-        </w:rPr>
-        <w:t>početak</w:t>
-      </w:r>
-      <w:proofErr w:type="spellEnd"/>
-      <w:r>
-        <w:rPr>
-          <w:rFonts w:ascii="Times New Roman" w:hAnsi="Times New Roman" w:cs="Times New Roman"/>
-          <w:lang w:val="en-GB"/>
-        </w:rPr>
-        <w:t xml:space="preserve"> </w:t>
-      </w:r>
-      <w:proofErr w:type="spellStart"/>
-      <w:r>
-        <w:rPr>
-          <w:rFonts w:ascii="Times New Roman" w:hAnsi="Times New Roman" w:cs="Times New Roman"/>
-          <w:lang w:val="en-GB"/>
-        </w:rPr>
-        <w:t>prije</w:t>
-      </w:r>
-      <w:proofErr w:type="spellEnd"/>
-      <w:r>
-        <w:rPr>
-          <w:rFonts w:ascii="Times New Roman" w:hAnsi="Times New Roman" w:cs="Times New Roman"/>
-          <w:lang w:val="en-GB"/>
-        </w:rPr>
-        <w:t xml:space="preserve"> </w:t>
-      </w:r>
-      <w:proofErr w:type="spellStart"/>
-      <w:r>
-        <w:rPr>
-          <w:rFonts w:ascii="Times New Roman" w:hAnsi="Times New Roman" w:cs="Times New Roman"/>
-          <w:lang w:val="en-GB"/>
-        </w:rPr>
-        <w:t>datuma</w:t>
-      </w:r>
-      <w:proofErr w:type="spellEnd"/>
-      <w:r>
-        <w:rPr>
-          <w:rFonts w:ascii="Times New Roman" w:hAnsi="Times New Roman" w:cs="Times New Roman"/>
-          <w:lang w:val="en-GB"/>
-        </w:rPr>
-        <w:t xml:space="preserve"> </w:t>
-      </w:r>
-      <w:proofErr w:type="spellStart"/>
-      <w:r>
-        <w:rPr>
-          <w:rFonts w:ascii="Times New Roman" w:hAnsi="Times New Roman" w:cs="Times New Roman"/>
-          <w:lang w:val="en-GB"/>
-        </w:rPr>
-        <w:t>objave</w:t>
-      </w:r>
-      <w:proofErr w:type="spellEnd"/>
-      <w:r>
-        <w:rPr>
-          <w:rFonts w:ascii="Times New Roman" w:hAnsi="Times New Roman" w:cs="Times New Roman"/>
-          <w:lang w:val="en-GB"/>
-        </w:rPr>
-        <w:t xml:space="preserve"> </w:t>
-      </w:r>
-      <w:proofErr w:type="spellStart"/>
-      <w:r>
-        <w:rPr>
-          <w:rFonts w:ascii="Times New Roman" w:hAnsi="Times New Roman" w:cs="Times New Roman"/>
-          <w:lang w:val="en-GB"/>
-        </w:rPr>
-        <w:t>knjige</w:t>
-      </w:r>
-      <w:proofErr w:type="spellEnd"/>
-      <w:r>
-        <w:rPr>
-          <w:rFonts w:ascii="Times New Roman" w:hAnsi="Times New Roman" w:cs="Times New Roman"/>
-          <w:lang w:val="en-GB"/>
-        </w:rPr>
-        <w:t xml:space="preserve"> </w:t>
-      </w:r>
-      <w:proofErr w:type="spellStart"/>
-      <w:r>
-        <w:rPr>
-          <w:rFonts w:ascii="Times New Roman" w:hAnsi="Times New Roman" w:cs="Times New Roman"/>
-          <w:lang w:val="en-GB"/>
-        </w:rPr>
-        <w:t>ili</w:t>
-      </w:r>
-      <w:proofErr w:type="spellEnd"/>
-      <w:r>
-        <w:rPr>
-          <w:rFonts w:ascii="Times New Roman" w:hAnsi="Times New Roman" w:cs="Times New Roman"/>
-          <w:lang w:val="en-GB"/>
-        </w:rPr>
-        <w:t xml:space="preserve"> </w:t>
-      </w:r>
-      <w:proofErr w:type="spellStart"/>
-      <w:r>
-        <w:rPr>
-          <w:rFonts w:ascii="Times New Roman" w:hAnsi="Times New Roman" w:cs="Times New Roman"/>
-          <w:lang w:val="en-GB"/>
-        </w:rPr>
-        <w:t>završetak</w:t>
-      </w:r>
-      <w:proofErr w:type="spellEnd"/>
-      <w:r>
-        <w:rPr>
-          <w:rFonts w:ascii="Times New Roman" w:hAnsi="Times New Roman" w:cs="Times New Roman"/>
-          <w:lang w:val="en-GB"/>
-        </w:rPr>
-        <w:t xml:space="preserve"> </w:t>
-      </w:r>
-      <w:proofErr w:type="spellStart"/>
-      <w:r>
-        <w:rPr>
-          <w:rFonts w:ascii="Times New Roman" w:hAnsi="Times New Roman" w:cs="Times New Roman"/>
-          <w:lang w:val="en-GB"/>
-        </w:rPr>
-        <w:t>prije</w:t>
-      </w:r>
-      <w:proofErr w:type="spellEnd"/>
-      <w:r>
-        <w:rPr>
-          <w:rFonts w:ascii="Times New Roman" w:hAnsi="Times New Roman" w:cs="Times New Roman"/>
-          <w:lang w:val="en-GB"/>
-        </w:rPr>
-        <w:t xml:space="preserve"> </w:t>
-      </w:r>
-      <w:proofErr w:type="spellStart"/>
-      <w:r>
-        <w:rPr>
-          <w:rFonts w:ascii="Times New Roman" w:hAnsi="Times New Roman" w:cs="Times New Roman"/>
-          <w:lang w:val="en-GB"/>
-        </w:rPr>
-        <w:t>početka</w:t>
-      </w:r>
-      <w:proofErr w:type="spellEnd"/>
-      <w:r>
-        <w:rPr>
-          <w:rFonts w:ascii="Times New Roman" w:hAnsi="Times New Roman" w:cs="Times New Roman"/>
-          <w:lang w:val="en-GB"/>
-        </w:rPr>
-        <w:t xml:space="preserve"> </w:t>
-      </w:r>
-      <w:proofErr w:type="spellStart"/>
-      <w:r>
-        <w:rPr>
-          <w:rFonts w:ascii="Times New Roman" w:hAnsi="Times New Roman" w:cs="Times New Roman"/>
-          <w:lang w:val="en-GB"/>
-        </w:rPr>
-        <w:t>čitanja</w:t>
-      </w:r>
-      <w:proofErr w:type="spellEnd"/>
-      <w:r>
-        <w:rPr>
-          <w:rFonts w:ascii="Times New Roman" w:hAnsi="Times New Roman" w:cs="Times New Roman"/>
-          <w:lang w:val="en-GB"/>
-        </w:rPr>
-        <w:t xml:space="preserve">). </w:t>
-      </w:r>
-      <w:proofErr w:type="spellStart"/>
-      <w:r>
-        <w:rPr>
-          <w:rFonts w:ascii="Times New Roman" w:hAnsi="Times New Roman" w:cs="Times New Roman"/>
-          <w:lang w:val="en-GB"/>
-        </w:rPr>
-        <w:t>Sistem</w:t>
-      </w:r>
-      <w:proofErr w:type="spellEnd"/>
-      <w:r>
-        <w:rPr>
-          <w:rFonts w:ascii="Times New Roman" w:hAnsi="Times New Roman" w:cs="Times New Roman"/>
-          <w:lang w:val="en-GB"/>
-        </w:rPr>
-        <w:t xml:space="preserve"> </w:t>
-      </w:r>
-      <w:proofErr w:type="spellStart"/>
-      <w:r>
-        <w:rPr>
-          <w:rFonts w:ascii="Times New Roman" w:hAnsi="Times New Roman" w:cs="Times New Roman"/>
-          <w:lang w:val="en-GB"/>
-        </w:rPr>
-        <w:t>neće</w:t>
-      </w:r>
-      <w:proofErr w:type="spellEnd"/>
-      <w:r>
-        <w:rPr>
-          <w:rFonts w:ascii="Times New Roman" w:hAnsi="Times New Roman" w:cs="Times New Roman"/>
-          <w:lang w:val="en-GB"/>
-        </w:rPr>
-        <w:t xml:space="preserve"> </w:t>
-      </w:r>
-      <w:proofErr w:type="spellStart"/>
-      <w:r>
-        <w:rPr>
-          <w:rFonts w:ascii="Times New Roman" w:hAnsi="Times New Roman" w:cs="Times New Roman"/>
-          <w:lang w:val="en-GB"/>
-        </w:rPr>
-        <w:t>dopustiti</w:t>
-      </w:r>
-      <w:proofErr w:type="spellEnd"/>
-      <w:r>
-        <w:rPr>
-          <w:rFonts w:ascii="Times New Roman" w:hAnsi="Times New Roman" w:cs="Times New Roman"/>
-          <w:lang w:val="en-GB"/>
-        </w:rPr>
-        <w:t xml:space="preserve"> </w:t>
-      </w:r>
-      <w:proofErr w:type="spellStart"/>
-      <w:r>
-        <w:rPr>
-          <w:rFonts w:ascii="Times New Roman" w:hAnsi="Times New Roman" w:cs="Times New Roman"/>
-          <w:lang w:val="en-GB"/>
-        </w:rPr>
-        <w:t>unos</w:t>
-      </w:r>
-      <w:proofErr w:type="spellEnd"/>
-      <w:r>
-        <w:rPr>
-          <w:rFonts w:ascii="Times New Roman" w:hAnsi="Times New Roman" w:cs="Times New Roman"/>
-          <w:lang w:val="en-GB"/>
-        </w:rPr>
-        <w:t xml:space="preserve"> </w:t>
-      </w:r>
-      <w:proofErr w:type="spellStart"/>
-      <w:r>
-        <w:rPr>
-          <w:rFonts w:ascii="Times New Roman" w:hAnsi="Times New Roman" w:cs="Times New Roman"/>
-          <w:lang w:val="en-GB"/>
-        </w:rPr>
-        <w:t>i</w:t>
-      </w:r>
-      <w:proofErr w:type="spellEnd"/>
-      <w:r>
-        <w:rPr>
-          <w:rFonts w:ascii="Times New Roman" w:hAnsi="Times New Roman" w:cs="Times New Roman"/>
-          <w:lang w:val="en-GB"/>
-        </w:rPr>
-        <w:t xml:space="preserve"> </w:t>
-      </w:r>
-      <w:proofErr w:type="spellStart"/>
-      <w:r>
-        <w:rPr>
-          <w:rFonts w:ascii="Times New Roman" w:hAnsi="Times New Roman" w:cs="Times New Roman"/>
-          <w:lang w:val="en-GB"/>
-        </w:rPr>
-        <w:t>korisnik</w:t>
-      </w:r>
-      <w:proofErr w:type="spellEnd"/>
-      <w:r>
-        <w:rPr>
-          <w:rFonts w:ascii="Times New Roman" w:hAnsi="Times New Roman" w:cs="Times New Roman"/>
-          <w:lang w:val="en-GB"/>
-        </w:rPr>
-        <w:t xml:space="preserve"> </w:t>
-      </w:r>
-      <w:proofErr w:type="spellStart"/>
-      <w:r>
-        <w:rPr>
-          <w:rFonts w:ascii="Times New Roman" w:hAnsi="Times New Roman" w:cs="Times New Roman"/>
-          <w:lang w:val="en-GB"/>
-        </w:rPr>
-        <w:t>će</w:t>
-      </w:r>
-      <w:proofErr w:type="spellEnd"/>
-      <w:r>
-        <w:rPr>
-          <w:rFonts w:ascii="Times New Roman" w:hAnsi="Times New Roman" w:cs="Times New Roman"/>
-          <w:lang w:val="en-GB"/>
-        </w:rPr>
-        <w:t xml:space="preserve"> </w:t>
-      </w:r>
-      <w:proofErr w:type="spellStart"/>
-      <w:r>
-        <w:rPr>
-          <w:rFonts w:ascii="Times New Roman" w:hAnsi="Times New Roman" w:cs="Times New Roman"/>
-          <w:lang w:val="en-GB"/>
-        </w:rPr>
-        <w:t>vidjeti</w:t>
-      </w:r>
-      <w:proofErr w:type="spellEnd"/>
-      <w:r>
-        <w:rPr>
-          <w:rFonts w:ascii="Times New Roman" w:hAnsi="Times New Roman" w:cs="Times New Roman"/>
-          <w:lang w:val="en-GB"/>
-        </w:rPr>
-        <w:t xml:space="preserve"> </w:t>
-      </w:r>
-      <w:proofErr w:type="spellStart"/>
-      <w:r>
-        <w:rPr>
-          <w:rFonts w:ascii="Times New Roman" w:hAnsi="Times New Roman" w:cs="Times New Roman"/>
-          <w:lang w:val="en-GB"/>
-        </w:rPr>
-        <w:t>poruku</w:t>
-      </w:r>
-      <w:proofErr w:type="spellEnd"/>
-      <w:r>
-        <w:rPr>
-          <w:rFonts w:ascii="Times New Roman" w:hAnsi="Times New Roman" w:cs="Times New Roman"/>
-          <w:lang w:val="en-GB"/>
-        </w:rPr>
-        <w:t xml:space="preserve"> </w:t>
-      </w:r>
-      <w:proofErr w:type="spellStart"/>
-      <w:r>
-        <w:rPr>
-          <w:rFonts w:ascii="Times New Roman" w:hAnsi="Times New Roman" w:cs="Times New Roman"/>
-          <w:lang w:val="en-GB"/>
-        </w:rPr>
-        <w:t>greške</w:t>
-      </w:r>
-      <w:proofErr w:type="spellEnd"/>
-      <w:r>
-        <w:rPr>
-          <w:rFonts w:ascii="Times New Roman" w:hAnsi="Times New Roman" w:cs="Times New Roman"/>
-          <w:lang w:val="en-GB"/>
-        </w:rPr>
-        <w:t xml:space="preserve"> </w:t>
-      </w:r>
-      <w:proofErr w:type="spellStart"/>
-      <w:r>
-        <w:rPr>
-          <w:rFonts w:ascii="Times New Roman" w:hAnsi="Times New Roman" w:cs="Times New Roman"/>
-          <w:lang w:val="en-GB"/>
-        </w:rPr>
-        <w:t>vezanu</w:t>
-      </w:r>
-      <w:proofErr w:type="spellEnd"/>
-      <w:r>
-        <w:rPr>
-          <w:rFonts w:ascii="Times New Roman" w:hAnsi="Times New Roman" w:cs="Times New Roman"/>
-          <w:lang w:val="en-GB"/>
-        </w:rPr>
-        <w:t xml:space="preserve"> za </w:t>
-      </w:r>
-      <w:proofErr w:type="spellStart"/>
-      <w:r>
-        <w:rPr>
-          <w:rFonts w:ascii="Times New Roman" w:hAnsi="Times New Roman" w:cs="Times New Roman"/>
-          <w:lang w:val="en-GB"/>
-        </w:rPr>
-        <w:t>neispravne</w:t>
-      </w:r>
-      <w:proofErr w:type="spellEnd"/>
-      <w:r>
-        <w:rPr>
-          <w:rFonts w:ascii="Times New Roman" w:hAnsi="Times New Roman" w:cs="Times New Roman"/>
-          <w:lang w:val="en-GB"/>
-        </w:rPr>
-        <w:t xml:space="preserve"> </w:t>
-      </w:r>
-      <w:proofErr w:type="spellStart"/>
-      <w:r>
-        <w:rPr>
-          <w:rFonts w:ascii="Times New Roman" w:hAnsi="Times New Roman" w:cs="Times New Roman"/>
-          <w:lang w:val="en-GB"/>
-        </w:rPr>
-        <w:t>datume</w:t>
+        <w:t>valjan</w:t>
       </w:r>
       <w:proofErr w:type="spellEnd"/>
       <w:r>
@@ -9469,23 +9445,7 @@
           <w:rFonts w:ascii="Times New Roman" w:hAnsi="Times New Roman" w:cs="Times New Roman"/>
           <w:lang w:val="en-GB"/>
         </w:rPr>
-        <w:t xml:space="preserve"> </w:t>
-      </w:r>
-      <w:proofErr w:type="spellStart"/>
-      <w:r>
-        <w:rPr>
-          <w:rFonts w:ascii="Times New Roman" w:hAnsi="Times New Roman" w:cs="Times New Roman"/>
-          <w:lang w:val="en-GB"/>
-        </w:rPr>
-        <w:t>od</w:t>
-      </w:r>
-      <w:proofErr w:type="spellEnd"/>
-      <w:r>
-        <w:rPr>
-          <w:rFonts w:ascii="Times New Roman" w:hAnsi="Times New Roman" w:cs="Times New Roman"/>
-          <w:lang w:val="en-GB"/>
-        </w:rPr>
-        <w:t xml:space="preserve"> </w:t>
+        <w:t xml:space="preserve"> od </w:t>
       </w:r>
       <w:proofErr w:type="spellStart"/>
       <w:r>
@@ -10561,7 +10521,6 @@
           <w:b/>
           <w:bCs/>
         </w:rPr>
-        <w:lastRenderedPageBreak/>
         <w:t>Dijagram tranzicije stanja:</w:t>
       </w:r>
     </w:p>
@@ -11006,6 +10965,7 @@
       <w:r>
         <w:rPr>
           <w:rFonts w:ascii="Times New Roman" w:hAnsi="Times New Roman" w:cs="Times New Roman"/>
+          <w:noProof/>
           <w:sz w:val="20"/>
           <w:lang w:val="en-GB"/>
         </w:rPr>
@@ -11862,13 +11822,7 @@
         <w:rPr>
           <w:rFonts w:ascii="Times New Roman" w:hAnsi="Times New Roman" w:cs="Times New Roman"/>
         </w:rPr>
-        <w:t>2</w:t>
-      </w:r>
-      <w:r>
-        <w:rPr>
-          <w:rFonts w:ascii="Times New Roman" w:hAnsi="Times New Roman" w:cs="Times New Roman"/>
-        </w:rPr>
-        <w:t>0</w:t>
+        <w:t>20</w:t>
       </w:r>
       <w:r>
         <w:rPr>
@@ -11931,60 +11885,67 @@
           <w:b/>
           <w:bCs/>
         </w:rPr>
-        <w:t>B-</w:t>
-      </w:r>
-      <w:r>
+        <w:t>B-C-J-K</w:t>
+      </w:r>
+    </w:p>
+    <w:p>
+      <w:pPr>
         <w:rPr>
           <w:rFonts w:ascii="Times New Roman" w:hAnsi="Times New Roman" w:cs="Times New Roman"/>
           <w:b/>
           <w:bCs/>
         </w:rPr>
-        <w:t>C-J-K</w:t>
+      </w:pPr>
+      <w:r>
+        <w:rPr>
+          <w:rFonts w:ascii="Times New Roman" w:hAnsi="Times New Roman" w:cs="Times New Roman"/>
+        </w:rPr>
+        <w:t>Očekivani ishod</w:t>
+      </w:r>
+      <w:r>
+        <w:rPr>
+          <w:rFonts w:ascii="Times New Roman" w:hAnsi="Times New Roman" w:cs="Times New Roman"/>
+          <w:b/>
+          <w:bCs/>
+        </w:rPr>
+        <w:t>:</w:t>
+      </w:r>
+      <w:r>
+        <w:rPr>
+          <w:rFonts w:ascii="Times New Roman" w:hAnsi="Times New Roman" w:cs="Times New Roman"/>
+        </w:rPr>
+        <w:t xml:space="preserve"> </w:t>
+      </w:r>
+      <w:r>
+        <w:rPr>
+          <w:rFonts w:ascii="Times New Roman" w:hAnsi="Times New Roman" w:cs="Times New Roman"/>
+          <w:b/>
+          <w:bCs/>
+        </w:rPr>
+        <w:t>"Nevalidan datum završetka. Mora biti nakon objave knjige i nakon početnog datuma."</w:t>
       </w:r>
     </w:p>
     <w:p>
       <w:pPr>
         <w:rPr>
           <w:rFonts w:ascii="Times New Roman" w:hAnsi="Times New Roman" w:cs="Times New Roman"/>
-          <w:b/>
-          <w:bCs/>
-        </w:rPr>
-      </w:pPr>
-      <w:r>
-        <w:rPr>
-          <w:rFonts w:ascii="Times New Roman" w:hAnsi="Times New Roman" w:cs="Times New Roman"/>
-        </w:rPr>
-        <w:t>Očekivani ishod</w:t>
-      </w:r>
-      <w:r>
-        <w:rPr>
-          <w:rFonts w:ascii="Times New Roman" w:hAnsi="Times New Roman" w:cs="Times New Roman"/>
-          <w:b/>
-          <w:bCs/>
-        </w:rPr>
-        <w:t>:</w:t>
-      </w:r>
-      <w:r>
-        <w:rPr>
-          <w:rFonts w:ascii="Times New Roman" w:hAnsi="Times New Roman" w:cs="Times New Roman"/>
-        </w:rPr>
-        <w:t xml:space="preserve"> </w:t>
-      </w:r>
-      <w:r>
-        <w:rPr>
-          <w:rFonts w:ascii="Times New Roman" w:hAnsi="Times New Roman" w:cs="Times New Roman"/>
-          <w:b/>
-          <w:bCs/>
-        </w:rPr>
-        <w:t>"Nevalidan datum završetka. Mora biti nakon objave knjige i nakon početnog datuma."</w:t>
-      </w:r>
+        </w:rPr>
+      </w:pPr>
     </w:p>
     <w:p>
       <w:pPr>
-        <w:rPr>
-          <w:rFonts w:ascii="Times New Roman" w:hAnsi="Times New Roman" w:cs="Times New Roman"/>
-        </w:rPr>
-      </w:pPr>
+        <w:jc w:val="both"/>
+        <w:rPr>
+          <w:rFonts w:ascii="Times New Roman" w:hAnsi="Times New Roman" w:cs="Times New Roman"/>
+        </w:rPr>
+      </w:pPr>
+      <w:r>
+        <w:rPr>
+          <w:rFonts w:ascii="Times New Roman" w:hAnsi="Times New Roman" w:cs="Times New Roman"/>
+          <w:b/>
+        </w:rPr>
+        <w:t>Obrazloženje:</w:t>
+      </w:r>
     </w:p>
     <w:p>
       <w:pPr>
@@ -11996,140 +11957,126 @@
       <w:r>
         <w:rPr>
           <w:rFonts w:ascii="Times New Roman" w:hAnsi="Times New Roman" w:cs="Times New Roman"/>
-          <w:b/>
-        </w:rPr>
-        <w:t>Obrazloženje:</w:t>
+        </w:rPr>
+        <w:t xml:space="preserve">Tehnika </w:t>
+      </w:r>
+      <w:r>
+        <w:rPr>
+          <w:rFonts w:ascii="Times New Roman" w:hAnsi="Times New Roman" w:cs="Times New Roman"/>
+        </w:rPr>
+        <w:t>testiranja</w:t>
+      </w:r>
+      <w:r>
+        <w:rPr>
+          <w:rFonts w:ascii="Times New Roman" w:hAnsi="Times New Roman" w:cs="Times New Roman"/>
+        </w:rPr>
+        <w:t xml:space="preserve"> izjava</w:t>
+      </w:r>
+      <w:r>
+        <w:rPr>
+          <w:rFonts w:ascii="Times New Roman" w:hAnsi="Times New Roman" w:cs="Times New Roman"/>
+        </w:rPr>
+        <w:t xml:space="preserve"> </w:t>
+      </w:r>
+      <w:r>
+        <w:rPr>
+          <w:rFonts w:ascii="Times New Roman" w:hAnsi="Times New Roman" w:cs="Times New Roman"/>
+        </w:rPr>
+        <w:t>fokusira se na to da svaka linija koda bude izvršena tokom procesa testiranja, s ciljem postizanja potpune, 100% pokrivenosti.</w:t>
+      </w:r>
+      <w:r>
+        <w:rPr>
+          <w:rFonts w:ascii="Times New Roman" w:hAnsi="Times New Roman" w:cs="Times New Roman"/>
+        </w:rPr>
+        <w:t xml:space="preserve"> </w:t>
+      </w:r>
+      <w:r>
+        <w:rPr>
+          <w:rFonts w:ascii="Times New Roman" w:hAnsi="Times New Roman" w:cs="Times New Roman"/>
+        </w:rPr>
+        <w:t xml:space="preserve">U našem primjeru, to smo postigli pomoću </w:t>
+      </w:r>
+      <w:r>
+        <w:rPr>
+          <w:rFonts w:ascii="Times New Roman" w:hAnsi="Times New Roman" w:cs="Times New Roman"/>
+        </w:rPr>
+        <w:t>četiri</w:t>
+      </w:r>
+      <w:r>
+        <w:rPr>
+          <w:rFonts w:ascii="Times New Roman" w:hAnsi="Times New Roman" w:cs="Times New Roman"/>
+        </w:rPr>
+        <w:t xml:space="preserve"> testna slučaja. </w:t>
+      </w:r>
+      <w:r>
+        <w:rPr>
+          <w:rFonts w:ascii="Times New Roman" w:hAnsi="Times New Roman" w:cs="Times New Roman"/>
+        </w:rPr>
+        <w:t>Prvi test case pokriva "pozitivnu putanju" gdje su svi unosi validni. Preostala tri testna slučaja pokrivaju sve negativne ishode: neispravnu dužinu teksta, datum početka koji prethodi objavi, te datum završetka koji nije hronološki usklađen sa ostalim datumima.</w:t>
       </w:r>
     </w:p>
     <w:p>
       <w:pPr>
-        <w:jc w:val="both"/>
-        <w:rPr>
-          <w:rFonts w:ascii="Times New Roman" w:hAnsi="Times New Roman" w:cs="Times New Roman"/>
-        </w:rPr>
-      </w:pPr>
-      <w:r>
-        <w:rPr>
-          <w:rFonts w:ascii="Times New Roman" w:hAnsi="Times New Roman" w:cs="Times New Roman"/>
-        </w:rPr>
-        <w:t xml:space="preserve">Tehnika </w:t>
-      </w:r>
-      <w:r>
-        <w:rPr>
-          <w:rFonts w:ascii="Times New Roman" w:hAnsi="Times New Roman" w:cs="Times New Roman"/>
-        </w:rPr>
-        <w:t>testiranja</w:t>
-      </w:r>
-      <w:r>
-        <w:rPr>
-          <w:rFonts w:ascii="Times New Roman" w:hAnsi="Times New Roman" w:cs="Times New Roman"/>
-        </w:rPr>
-        <w:t xml:space="preserve"> izjava</w:t>
-      </w:r>
-      <w:r>
-        <w:rPr>
-          <w:rFonts w:ascii="Times New Roman" w:hAnsi="Times New Roman" w:cs="Times New Roman"/>
-        </w:rPr>
-        <w:t xml:space="preserve"> </w:t>
-      </w:r>
-      <w:r>
-        <w:rPr>
-          <w:rFonts w:ascii="Times New Roman" w:hAnsi="Times New Roman" w:cs="Times New Roman"/>
-        </w:rPr>
-        <w:t>fokusira se na to da svaka linija koda bude izvršena tokom procesa testiranja, s ciljem postizanja potpune, 100% pokrivenosti.</w:t>
-      </w:r>
-      <w:r>
-        <w:rPr>
-          <w:rFonts w:ascii="Times New Roman" w:hAnsi="Times New Roman" w:cs="Times New Roman"/>
-        </w:rPr>
-        <w:t xml:space="preserve"> </w:t>
-      </w:r>
-      <w:r>
-        <w:rPr>
-          <w:rFonts w:ascii="Times New Roman" w:hAnsi="Times New Roman" w:cs="Times New Roman"/>
-        </w:rPr>
-        <w:t xml:space="preserve">U našem primjeru, to smo postigli pomoću </w:t>
-      </w:r>
-      <w:r>
-        <w:rPr>
-          <w:rFonts w:ascii="Times New Roman" w:hAnsi="Times New Roman" w:cs="Times New Roman"/>
-        </w:rPr>
-        <w:t>četiri</w:t>
-      </w:r>
-      <w:r>
-        <w:rPr>
-          <w:rFonts w:ascii="Times New Roman" w:hAnsi="Times New Roman" w:cs="Times New Roman"/>
-        </w:rPr>
-        <w:t xml:space="preserve"> testna slučaja. </w:t>
-      </w:r>
-      <w:r>
-        <w:rPr>
-          <w:rFonts w:ascii="Times New Roman" w:hAnsi="Times New Roman" w:cs="Times New Roman"/>
-        </w:rPr>
-        <w:t>Prvi test case pokriva "pozitivnu putanju" gdje su svi unosi validni. Preostala tri testna slučaja pokrivaju sve negativne ishode: neispravnu dužinu teksta, datum početka koji prethodi objavi, te datum završetka koji nije hronološki usklađen sa ostalim datumima.</w:t>
+        <w:rPr>
+          <w:rFonts w:ascii="Times New Roman" w:hAnsi="Times New Roman" w:cs="Times New Roman"/>
+        </w:rPr>
+      </w:pPr>
+      <w:r>
+        <w:rPr>
+          <w:rFonts w:ascii="Times New Roman" w:hAnsi="Times New Roman" w:cs="Times New Roman"/>
+        </w:rPr>
+        <w:br w:type="page"/>
       </w:r>
     </w:p>
     <w:p>
       <w:pPr>
-        <w:rPr>
-          <w:rFonts w:ascii="Times New Roman" w:hAnsi="Times New Roman" w:cs="Times New Roman"/>
-        </w:rPr>
-      </w:pPr>
-      <w:r>
-        <w:rPr>
-          <w:rFonts w:ascii="Times New Roman" w:hAnsi="Times New Roman" w:cs="Times New Roman"/>
-        </w:rPr>
-        <w:br w:type="page"/>
+        <w:pStyle w:val="Heading2"/>
+        <w:rPr>
+          <w:rFonts w:ascii="Times New Roman" w:hAnsi="Times New Roman" w:cs="Times New Roman"/>
+          <w:color w:val="auto"/>
+        </w:rPr>
+      </w:pPr>
+      <w:r>
+        <w:rPr>
+          <w:rFonts w:ascii="Times New Roman" w:hAnsi="Times New Roman" w:cs="Times New Roman"/>
+          <w:color w:val="auto"/>
+        </w:rPr>
+        <w:lastRenderedPageBreak/>
+        <w:t>6. Testiranje odluka (decisions) i pokrivenost</w:t>
       </w:r>
     </w:p>
     <w:p>
       <w:pPr>
-        <w:pStyle w:val="Heading2"/>
-        <w:rPr>
-          <w:rFonts w:ascii="Times New Roman" w:hAnsi="Times New Roman" w:cs="Times New Roman"/>
-          <w:color w:val="auto"/>
-        </w:rPr>
-      </w:pPr>
-      <w:r>
-        <w:rPr>
-          <w:rFonts w:ascii="Times New Roman" w:hAnsi="Times New Roman" w:cs="Times New Roman"/>
-          <w:color w:val="auto"/>
-        </w:rPr>
-        <w:lastRenderedPageBreak/>
-        <w:t>6. Testiranje odluka (decisions) i pokrivenost</w:t>
-      </w:r>
+        <w:rPr>
+          <w:rFonts w:ascii="Times New Roman" w:hAnsi="Times New Roman" w:cs="Times New Roman"/>
+        </w:rPr>
+      </w:pPr>
     </w:p>
     <w:p>
       <w:pPr>
         <w:rPr>
           <w:rFonts w:ascii="Times New Roman" w:hAnsi="Times New Roman" w:cs="Times New Roman"/>
-        </w:rPr>
-      </w:pPr>
+          <w:b/>
+        </w:rPr>
+      </w:pPr>
+      <w:r>
+        <w:rPr>
+          <w:rFonts w:ascii="Times New Roman" w:hAnsi="Times New Roman" w:cs="Times New Roman"/>
+          <w:b/>
+        </w:rPr>
+        <w:t xml:space="preserve">Kontrolni dijagram toka: </w:t>
+      </w:r>
     </w:p>
     <w:p>
       <w:pPr>
         <w:rPr>
           <w:rFonts w:ascii="Times New Roman" w:hAnsi="Times New Roman" w:cs="Times New Roman"/>
-          <w:b/>
-        </w:rPr>
-      </w:pPr>
-      <w:r>
-        <w:rPr>
-          <w:rFonts w:ascii="Times New Roman" w:hAnsi="Times New Roman" w:cs="Times New Roman"/>
-          <w:b/>
-        </w:rPr>
-        <w:t xml:space="preserve">Kontrolni dijagram toka: </w:t>
-      </w:r>
-    </w:p>
-    <w:p>
-      <w:pPr>
-        <w:rPr>
-          <w:rFonts w:ascii="Times New Roman" w:hAnsi="Times New Roman" w:cs="Times New Roman"/>
-        </w:rPr>
-      </w:pPr>
-      <w:r>
-        <w:rPr>
-          <w:rFonts w:ascii="Times New Roman" w:hAnsi="Times New Roman" w:cs="Times New Roman"/>
+        </w:rPr>
+      </w:pPr>
+      <w:r>
+        <w:rPr>
+          <w:rFonts w:ascii="Times New Roman" w:hAnsi="Times New Roman" w:cs="Times New Roman"/>
+          <w:noProof/>
           <w:sz w:val="20"/>
           <w:lang w:val="en-GB"/>
         </w:rPr>
@@ -14752,7 +14699,7 @@
 </file>
 
 <file path=word/numbering.xml><?xml version="1.0" encoding="utf-8"?>
-<w:numbering xmlns:wpc="http://schemas.microsoft.com/office/word/2010/wordprocessingCanvas" xmlns:cx="http://schemas.microsoft.com/office/drawing/2014/chartex" xmlns:cx1="http://schemas.microsoft.com/office/drawing/2015/9/8/chartex" xmlns:cx2="http://schemas.microsoft.com/office/drawing/2015/10/21/chartex" xmlns:cx3="http://schemas.microsoft.com/office/drawing/2016/5/9/chartex" xmlns:cx4="http://schemas.microsoft.com/office/drawing/2016/5/10/chartex" xmlns:cx5="http://schemas.microsoft.com/office/drawing/2016/5/11/chartex" xmlns:cx6="http://schemas.microsoft.com/office/drawing/2016/5/12/chartex" xmlns:cx7="http://schemas.microsoft.com/office/drawing/2016/5/13/chartex" xmlns:cx8="http://schemas.microsoft.com/office/drawing/2016/5/14/chartex" xmlns:mc="http://schemas.openxmlformats.org/markup-compatibility/2006" xmlns:aink="http://schemas.microsoft.com/office/drawing/2016/ink" xmlns:am3d="http://schemas.microsoft.com/office/drawing/2017/model3d" xmlns:o="urn:schemas-microsoft-com:office:office" xmlns:oel="http://schemas.microsoft.com/office/2019/extlst" xmlns:r="http://schemas.openxmlformats.org/officeDocument/2006/relationships" xmlns:m="http://schemas.openxmlformats.org/officeDocument/2006/math" xmlns:v="urn:schemas-microsoft-com:vml" xmlns:wp14="http://schemas.microsoft.com/office/word/2010/wordprocessingDrawing" xmlns:wp="http://schemas.openxmlformats.org/drawingml/2006/wordprocessingDrawing" xmlns:w10="urn:schemas-microsoft-com:office:word" xmlns:w="http://schemas.openxmlformats.org/wordprocessingml/2006/main" xmlns:w14="http://schemas.microsoft.com/office/word/2010/wordml" xmlns:w15="http://schemas.microsoft.com/office/word/2012/wordml" xmlns:w16cex="http://schemas.microsoft.com/office/word/2018/wordml/cex" xmlns:w16cid="http://schemas.microsoft.com/office/word/2016/wordml/cid" xmlns:w16="http://schemas.microsoft.com/office/word/2018/wordml" xmlns:w16du="http://schemas.microsoft.com/office/word/2023/wordml/word16du" xmlns:w16sdtdh="http://schemas.microsoft.com/office/word/2020/wordml/sdtdatahash" xmlns:w16se="http://schemas.microsoft.com/office/word/2015/wordml/symex" xmlns:wpg="http://schemas.microsoft.com/office/word/2010/wordprocessingGroup" xmlns:wpi="http://schemas.microsoft.com/office/word/2010/wordprocessingInk" xmlns:wne="http://schemas.microsoft.com/office/word/2006/wordml" xmlns:wps="http://schemas.microsoft.com/office/word/2010/wordprocessingShape" mc:Ignorable="w14 w15 w16se w16cid w16 w16cex w16sdtdh w16du wp14">
+<w:numbering xmlns:wpc="http://schemas.microsoft.com/office/word/2010/wordprocessingCanvas" xmlns:cx="http://schemas.microsoft.com/office/drawing/2014/chartex" xmlns:cx1="http://schemas.microsoft.com/office/drawing/2015/9/8/chartex" xmlns:cx2="http://schemas.microsoft.com/office/drawing/2015/10/21/chartex" xmlns:cx3="http://schemas.microsoft.com/office/drawing/2016/5/9/chartex" xmlns:cx4="http://schemas.microsoft.com/office/drawing/2016/5/10/chartex" xmlns:cx5="http://schemas.microsoft.com/office/drawing/2016/5/11/chartex" xmlns:cx6="http://schemas.microsoft.com/office/drawing/2016/5/12/chartex" xmlns:cx7="http://schemas.microsoft.com/office/drawing/2016/5/13/chartex" xmlns:cx8="http://schemas.microsoft.com/office/drawing/2016/5/14/chartex" xmlns:mc="http://schemas.openxmlformats.org/markup-compatibility/2006" xmlns:aink="http://schemas.microsoft.com/office/drawing/2016/ink" xmlns:am3d="http://schemas.microsoft.com/office/drawing/2017/model3d" xmlns:o="urn:schemas-microsoft-com:office:office" xmlns:oel="http://schemas.microsoft.com/office/2019/extlst" xmlns:r="http://schemas.openxmlformats.org/officeDocument/2006/relationships" xmlns:m="http://schemas.openxmlformats.org/officeDocument/2006/math" xmlns:v="urn:schemas-microsoft-com:vml" xmlns:wp14="http://schemas.microsoft.com/office/word/2010/wordprocessingDrawing" xmlns:wp="http://schemas.openxmlformats.org/drawingml/2006/wordprocessingDrawing" xmlns:w10="urn:schemas-microsoft-com:office:word" xmlns:w="http://schemas.openxmlformats.org/wordprocessingml/2006/main" xmlns:w14="http://schemas.microsoft.com/office/word/2010/wordml" xmlns:w15="http://schemas.microsoft.com/office/word/2012/wordml" xmlns:w16cex="http://schemas.microsoft.com/office/word/2018/wordml/cex" xmlns:w16cid="http://schemas.microsoft.com/office/word/2016/wordml/cid" xmlns:w16="http://schemas.microsoft.com/office/word/2018/wordml" xmlns:w16du="http://schemas.microsoft.com/office/word/2023/wordml/word16du" xmlns:w16sdtdh="http://schemas.microsoft.com/office/word/2020/wordml/sdtdatahash" xmlns:w16sdtfl="http://schemas.microsoft.com/office/word/2024/wordml/sdtformatlock" xmlns:w16se="http://schemas.microsoft.com/office/word/2015/wordml/symex" xmlns:wpg="http://schemas.microsoft.com/office/word/2010/wordprocessingGroup" xmlns:wpi="http://schemas.microsoft.com/office/word/2010/wordprocessingInk" xmlns:wne="http://schemas.microsoft.com/office/word/2006/wordml" xmlns:wps="http://schemas.microsoft.com/office/word/2010/wordprocessingShape" mc:Ignorable="w14 w15 w16se w16cid w16 w16cex w16sdtdh w16sdtfl w16du wp14">
   <w:abstractNum w:abstractNumId="0" w15:restartNumberingAfterBreak="0">
     <w:nsid w:val="FFFFFF7C"/>
     <w:multiLevelType w:val="singleLevel"/>
@@ -16329,7 +16276,7 @@
 </file>
 
 <file path=word/styles.xml><?xml version="1.0" encoding="utf-8"?>
-<w:styles xmlns:mc="http://schemas.openxmlformats.org/markup-compatibility/2006" xmlns:r="http://schemas.openxmlformats.org/officeDocument/2006/relationships" xmlns:w="http://schemas.openxmlformats.org/wordprocessingml/2006/main" xmlns:w14="http://schemas.microsoft.com/office/word/2010/wordml" xmlns:w15="http://schemas.microsoft.com/office/word/2012/wordml" xmlns:w16cex="http://schemas.microsoft.com/office/word/2018/wordml/cex" xmlns:w16cid="http://schemas.microsoft.com/office/word/2016/wordml/cid" xmlns:w16="http://schemas.microsoft.com/office/word/2018/wordml" xmlns:w16du="http://schemas.microsoft.com/office/word/2023/wordml/word16du" xmlns:w16sdtdh="http://schemas.microsoft.com/office/word/2020/wordml/sdtdatahash" xmlns:w16se="http://schemas.microsoft.com/office/word/2015/wordml/symex" mc:Ignorable="w14 w15 w16se w16cid w16 w16cex w16sdtdh w16du">
+<w:styles xmlns:mc="http://schemas.openxmlformats.org/markup-compatibility/2006" xmlns:r="http://schemas.openxmlformats.org/officeDocument/2006/relationships" xmlns:w="http://schemas.openxmlformats.org/wordprocessingml/2006/main" xmlns:w14="http://schemas.microsoft.com/office/word/2010/wordml" xmlns:w15="http://schemas.microsoft.com/office/word/2012/wordml" xmlns:w16cex="http://schemas.microsoft.com/office/word/2018/wordml/cex" xmlns:w16cid="http://schemas.microsoft.com/office/word/2016/wordml/cid" xmlns:w16="http://schemas.microsoft.com/office/word/2018/wordml" xmlns:w16du="http://schemas.microsoft.com/office/word/2023/wordml/word16du" xmlns:w16sdtdh="http://schemas.microsoft.com/office/word/2020/wordml/sdtdatahash" xmlns:w16sdtfl="http://schemas.microsoft.com/office/word/2024/wordml/sdtformatlock" xmlns:w16se="http://schemas.microsoft.com/office/word/2015/wordml/symex" mc:Ignorable="w14 w15 w16se w16cid w16 w16cex w16sdtdh w16sdtfl w16du">
   <w:docDefaults>
     <w:rPrDefault>
       <w:rPr>
@@ -16934,6 +16881,7 @@
   <w:style w:type="character" w:default="1" w:styleId="DefaultParagraphFont">
     <w:name w:val="Default Paragraph Font"/>
     <w:uiPriority w:val="1"/>
+    <w:semiHidden/>
     <w:unhideWhenUsed/>
   </w:style>
   <w:style w:type="table" w:default="1" w:styleId="TableNormal">
